--- a/ru/wisdom-stories/judges-answer.docx
+++ b/ru/wisdom-stories/judges-answer.docx
@@ -237,7 +237,7 @@
           <w:bCs/>
           <w:lang/>
         </w:rPr>
-        <w:t>Мораль: В погоне за лишним жадность может лишить человека того, что у него уже есть. Тот, кто ложью отказывает другому в заслуженном, порой сам разоблачает себя собственными словами.</w:t>
+        <w:t>Мораль: В погоне за лишним человек из жадности может потерять то, что у него уже есть. Тот, кто ложью отказывает другому в заслуженном, порой сам разоблачает себя собственными словами.</w:t>
       </w:r>
     </w:p>
     <w:p>
